--- a/api/src/main/resources/plantillas/plantilla_queja_ari.docx
+++ b/api/src/main/resources/plantillas/plantilla_queja_ari.docx
@@ -148,10 +148,9 @@
               <w:rPr>
                 <w:rFonts w:ascii="Montserrat" w:hAnsi="Montserrat" w:cs="Arial"/>
                 <w:bCs/>
-                <w:color w:val="EE0000"/>
                 <w:spacing w:val="12"/>
               </w:rPr>
-              <w:t>Griselda Ruiz Reyes</w:t>
+              <w:t>{{</w:t>
             </w:r>
             <w:r>
               <w:rPr>
@@ -159,7 +158,15 @@
                 <w:bCs/>
                 <w:spacing w:val="12"/>
               </w:rPr>
-              <w:t>{{CONTRIBUYENTE}}</w:t>
+              <w:t>NOMBRE_</w:t>
+            </w:r>
+            <w:r>
+              <w:rPr>
+                <w:rFonts w:ascii="Montserrat" w:hAnsi="Montserrat" w:cs="Arial"/>
+                <w:bCs/>
+                <w:spacing w:val="12"/>
+              </w:rPr>
+              <w:t>CONTRIBUYENTE}}</w:t>
             </w:r>
           </w:p>
           <w:p>
@@ -372,14 +379,23 @@
           <w:spacing w:val="12"/>
           <w:lang w:val="es-ES"/>
         </w:rPr>
-        <w:t>12 de mayo de 2025</w:t>
-      </w:r>
-      <w:r>
-        <w:rPr>
-          <w:rFonts w:ascii="Montserrat" w:hAnsi="Montserrat" w:cs="Arial"/>
+        <w:t>{{FECHA_SOLICITUD</w:t>
+      </w:r>
+      <w:r>
+        <w:rPr>
+          <w:rFonts w:ascii="Montserrat" w:hAnsi="Montserrat" w:cs="Arial"/>
+          <w:color w:val="EE0000"/>
           <w:spacing w:val="12"/>
           <w:lang w:val="es-ES"/>
         </w:rPr>
+        <w:t>}}</w:t>
+      </w:r>
+      <w:r>
+        <w:rPr>
+          <w:rFonts w:ascii="Montserrat" w:hAnsi="Montserrat" w:cs="Arial"/>
+          <w:spacing w:val="12"/>
+          <w:lang w:val="es-ES"/>
+        </w:rPr>
         <w:t>, signada po</w:t>
       </w:r>
       <w:r>
@@ -397,7 +413,7 @@
           <w:spacing w:val="12"/>
           <w:lang w:val="es-ES"/>
         </w:rPr>
-        <w:t>Urbano Pérez López</w:t>
+        <w:t>{{</w:t>
       </w:r>
       <w:r>
         <w:rPr>
@@ -406,7 +422,16 @@
           <w:spacing w:val="12"/>
           <w:lang w:val="es-ES"/>
         </w:rPr>
-        <w:t>{{ASESOR}}</w:t>
+        <w:t>NOMBRE_</w:t>
+      </w:r>
+      <w:r>
+        <w:rPr>
+          <w:rFonts w:ascii="Montserrat" w:hAnsi="Montserrat" w:cs="Arial"/>
+          <w:color w:val="EE0000"/>
+          <w:spacing w:val="12"/>
+          <w:lang w:val="es-ES"/>
+        </w:rPr>
+        <w:t>ASESOR}}</w:t>
       </w:r>
       <w:r>
         <w:rPr>
@@ -432,7 +457,7 @@
           <w:spacing w:val="12"/>
           <w:lang w:val="es-ES"/>
         </w:rPr>
-        <w:t>RURG671021AT5</w:t>
+        <w:t>{{RFC</w:t>
       </w:r>
       <w:r>
         <w:rPr>
@@ -441,7 +466,16 @@
           <w:spacing w:val="12"/>
           <w:lang w:val="es-ES"/>
         </w:rPr>
-        <w:t>{{RFC}}</w:t>
+        <w:t>_ASESOR</w:t>
+      </w:r>
+      <w:r>
+        <w:rPr>
+          <w:rFonts w:ascii="Montserrat" w:hAnsi="Montserrat" w:cs="Arial"/>
+          <w:color w:val="EE0000"/>
+          <w:spacing w:val="12"/>
+          <w:lang w:val="es-ES"/>
+        </w:rPr>
+        <w:t>}}</w:t>
       </w:r>
       <w:r>
         <w:rPr>
@@ -544,11 +578,11 @@
           <w:rFonts w:ascii="Montserrat" w:hAnsi="Montserrat" w:cs="Arial"/>
           <w:i/>
           <w:iCs/>
-          <w:color w:val="EE0000"/>
+          <w:color w:val="7030A0"/>
           <w:spacing w:val="12"/>
           <w:lang w:val="es-ES"/>
         </w:rPr>
-        <w:t>Luis Miguel Castro Camacho</w:t>
+        <w:t>{{</w:t>
       </w:r>
       <w:r>
         <w:rPr>
@@ -559,7 +593,18 @@
           <w:spacing w:val="12"/>
           <w:lang w:val="es-ES"/>
         </w:rPr>
-        <w:t>{{REPRESENTANTE}}, {{SINTESIS_ACTOS}}.</w:t>
+        <w:t>NOMBRE_</w:t>
+      </w:r>
+      <w:r>
+        <w:rPr>
+          <w:rFonts w:ascii="Montserrat" w:hAnsi="Montserrat" w:cs="Arial"/>
+          <w:i/>
+          <w:iCs/>
+          <w:color w:val="7030A0"/>
+          <w:spacing w:val="12"/>
+          <w:lang w:val="es-ES"/>
+        </w:rPr>
+        <w:t>REPRESENTANTE}}, {{SINTESIS_ACTOS}}.</w:t>
       </w:r>
       <w:r>
         <w:rPr>
@@ -650,7 +695,7 @@
           <w:color w:val="7030A0"/>
           <w:spacing w:val="12"/>
         </w:rPr>
-        <w:t>Instituto Nacional Electoral</w:t>
+        <w:t>{{INSTITUTO}}</w:t>
       </w:r>
       <w:r>
         <w:rPr>
@@ -658,7 +703,67 @@
           <w:color w:val="7030A0"/>
           <w:spacing w:val="12"/>
         </w:rPr>
-        <w:t>{{INSTITUTO}}</w:t>
+        <w:t>,</w:t>
+      </w:r>
+      <w:r>
+        <w:rPr>
+          <w:rFonts w:ascii="Montserrat" w:hAnsi="Montserrat" w:cs="Arial"/>
+          <w:spacing w:val="12"/>
+        </w:rPr>
+        <w:t xml:space="preserve"> a nombre de</w:t>
+      </w:r>
+      <w:r>
+        <w:rPr>
+          <w:rFonts w:ascii="Montserrat" w:hAnsi="Montserrat" w:cs="Arial"/>
+          <w:spacing w:val="12"/>
+        </w:rPr>
+        <w:t xml:space="preserve"> </w:t>
+      </w:r>
+      <w:r>
+        <w:rPr>
+          <w:rFonts w:ascii="Montserrat" w:hAnsi="Montserrat" w:cs="Arial"/>
+          <w:color w:val="EE0000"/>
+          <w:spacing w:val="12"/>
+        </w:rPr>
+        <w:t xml:space="preserve"> </w:t>
+      </w:r>
+      <w:r>
+        <w:rPr>
+          <w:rFonts w:ascii="Montserrat" w:hAnsi="Montserrat" w:cs="Arial"/>
+          <w:color w:val="EE0000"/>
+          <w:spacing w:val="12"/>
+        </w:rPr>
+        <w:t>{{</w:t>
+      </w:r>
+      <w:r>
+        <w:rPr>
+          <w:rFonts w:ascii="Montserrat" w:hAnsi="Montserrat" w:cs="Arial"/>
+          <w:color w:val="EE0000"/>
+          <w:spacing w:val="12"/>
+        </w:rPr>
+        <w:t>NOMBRE_</w:t>
+      </w:r>
+      <w:r>
+        <w:rPr>
+          <w:rFonts w:ascii="Montserrat" w:hAnsi="Montserrat" w:cs="Arial"/>
+          <w:color w:val="EE0000"/>
+          <w:spacing w:val="12"/>
+        </w:rPr>
+        <w:t>CONTRIBUYENTE}}</w:t>
+      </w:r>
+      <w:r>
+        <w:rPr>
+          <w:rFonts w:ascii="Montserrat" w:hAnsi="Montserrat" w:cs="Arial"/>
+          <w:spacing w:val="12"/>
+        </w:rPr>
+        <w:t>,</w:t>
+      </w:r>
+      <w:r>
+        <w:rPr>
+          <w:rFonts w:ascii="Montserrat" w:hAnsi="Montserrat" w:cs="Arial"/>
+          <w:spacing w:val="12"/>
+        </w:rPr>
+        <w:t xml:space="preserve"> con número de identificación</w:t>
       </w:r>
       <w:r>
         <w:rPr>
@@ -666,20 +771,6 @@
           <w:color w:val="7030A0"/>
           <w:spacing w:val="12"/>
         </w:rPr>
-        <w:t>,</w:t>
-      </w:r>
-      <w:r>
-        <w:rPr>
-          <w:rFonts w:ascii="Montserrat" w:hAnsi="Montserrat" w:cs="Arial"/>
-          <w:spacing w:val="12"/>
-        </w:rPr>
-        <w:t xml:space="preserve"> a nombre de</w:t>
-      </w:r>
-      <w:r>
-        <w:rPr>
-          <w:rFonts w:ascii="Montserrat" w:hAnsi="Montserrat" w:cs="Arial"/>
-          <w:spacing w:val="12"/>
-        </w:rPr>
         <w:t xml:space="preserve"> </w:t>
       </w:r>
       <w:r>
@@ -688,7 +779,7 @@
           <w:color w:val="EE0000"/>
           <w:spacing w:val="12"/>
         </w:rPr>
-        <w:t>Griselda Ruiz Reyes</w:t>
+        <w:t>{{IDENTIFICACION</w:t>
       </w:r>
       <w:r>
         <w:rPr>
@@ -696,29 +787,7 @@
           <w:color w:val="EE0000"/>
           <w:spacing w:val="12"/>
         </w:rPr>
-        <w:t>{{CONTRIBUYENTE}}</w:t>
-      </w:r>
-      <w:r>
-        <w:rPr>
-          <w:rFonts w:ascii="Montserrat" w:hAnsi="Montserrat" w:cs="Arial"/>
-          <w:spacing w:val="12"/>
-        </w:rPr>
-        <w:t>,</w:t>
-      </w:r>
-      <w:r>
-        <w:rPr>
-          <w:rFonts w:ascii="Montserrat" w:hAnsi="Montserrat" w:cs="Arial"/>
-          <w:spacing w:val="12"/>
-        </w:rPr>
-        <w:t xml:space="preserve"> con número de identificación</w:t>
-      </w:r>
-      <w:r>
-        <w:rPr>
-          <w:rFonts w:ascii="Montserrat" w:hAnsi="Montserrat" w:cs="Arial"/>
-          <w:color w:val="7030A0"/>
-          <w:spacing w:val="12"/>
-        </w:rPr>
-        <w:t xml:space="preserve"> </w:t>
+        <w:t>_CONTRIBUYENTE</w:t>
       </w:r>
       <w:r>
         <w:rPr>
@@ -726,15 +795,7 @@
           <w:color w:val="EE0000"/>
           <w:spacing w:val="12"/>
         </w:rPr>
-        <w:t>1207062611312</w:t>
-      </w:r>
-      <w:r>
-        <w:rPr>
-          <w:rFonts w:ascii="Montserrat" w:hAnsi="Montserrat" w:cs="Arial"/>
-          <w:color w:val="EE0000"/>
-          <w:spacing w:val="12"/>
-        </w:rPr>
-        <w:t>{{IDENTIFICACION}}</w:t>
+        <w:t>}}</w:t>
       </w:r>
       <w:r>
         <w:rPr>
@@ -821,25 +882,16 @@
       <w:r>
         <w:rPr>
           <w:rFonts w:ascii="Montserrat" w:hAnsi="Montserrat" w:cs="Arial"/>
+          <w:spacing w:val="12"/>
+        </w:rPr>
+        <w:t>identificadas</w:t>
+      </w:r>
+      <w:r>
+        <w:rPr>
+          <w:rFonts w:ascii="Montserrat" w:hAnsi="Montserrat" w:cs="Arial"/>
           <w:color w:val="7030A0"/>
           <w:spacing w:val="12"/>
         </w:rPr>
-        <w:t>identificada</w:t>
-      </w:r>
-      <w:r>
-        <w:rPr>
-          <w:rFonts w:ascii="Montserrat" w:hAnsi="Montserrat" w:cs="Arial"/>
-          <w:color w:val="7030A0"/>
-          <w:spacing w:val="12"/>
-        </w:rPr>
-        <w:t>s</w:t>
-      </w:r>
-      <w:r>
-        <w:rPr>
-          <w:rFonts w:ascii="Montserrat" w:hAnsi="Montserrat" w:cs="Arial"/>
-          <w:color w:val="7030A0"/>
-          <w:spacing w:val="12"/>
-        </w:rPr>
         <w:t xml:space="preserve"> </w:t>
       </w:r>
       <w:r>
@@ -847,15 +899,7 @@
           <w:rFonts w:ascii="Montserrat" w:hAnsi="Montserrat" w:cs="Arial"/>
           <w:spacing w:val="12"/>
         </w:rPr>
-        <w:t xml:space="preserve">con número de </w:t>
-      </w:r>
-      <w:r>
-        <w:rPr>
-          <w:rFonts w:ascii="Montserrat" w:hAnsi="Montserrat" w:cs="Arial"/>
-          <w:spacing w:val="12"/>
-        </w:rPr>
-        <w:lastRenderedPageBreak/>
-        <w:t>crédito</w:t>
+        <w:t>con número de crédito</w:t>
       </w:r>
       <w:r>
         <w:rPr>
@@ -922,6 +966,7 @@
           <w:rFonts w:ascii="Montserrat" w:hAnsi="Montserrat" w:cs="Arial"/>
           <w:spacing w:val="12"/>
         </w:rPr>
+        <w:lastRenderedPageBreak/>
         <w:t>Documentos los anteriores, de los que se desprenden posibles vulneraciones a los derechos del Contribuyente.</w:t>
       </w:r>
     </w:p>
@@ -1232,29 +1277,7 @@
                 <w:szCs w:val="24"/>
                 <w:lang w:val="es-ES"/>
               </w:rPr>
-              <w:t xml:space="preserve">, </w:t>
-            </w:r>
-            <w:r>
-              <w:rPr>
-                <w:rFonts w:ascii="Montserrat" w:hAnsi="Montserrat" w:cs="Arial"/>
-                <w:color w:val="7030A0"/>
-                <w:spacing w:val="12"/>
-                <w:sz w:val="24"/>
-                <w:szCs w:val="24"/>
-                <w:lang w:val="es-ES"/>
-              </w:rPr>
-              <w:t>BMISN-I-2937/2021 y BMISN-I-8894/2024</w:t>
-            </w:r>
-            <w:r>
-              <w:rPr>
-                <w:rFonts w:ascii="Montserrat" w:hAnsi="Montserrat" w:cs="Arial"/>
-                <w:color w:val="7030A0"/>
-                <w:spacing w:val="12"/>
-                <w:sz w:val="24"/>
-                <w:szCs w:val="24"/>
-                <w:lang w:val="es-ES"/>
-              </w:rPr>
-              <w:t>{{MULTAS_REQUERIMIENTOS}}</w:t>
+              <w:t>, {{MULTAS_REQUERIMIENTOS}}</w:t>
             </w:r>
             <w:r>
               <w:rPr>
@@ -1303,18 +1326,7 @@
                 <w:szCs w:val="24"/>
                 <w:lang w:val="es-ES"/>
               </w:rPr>
-              <w:t>BRISN-4974/2021, BRISN-15338/2024</w:t>
-            </w:r>
-            <w:r>
-              <w:rPr>
-                <w:rFonts w:ascii="Montserrat" w:hAnsi="Montserrat" w:cs="Arial"/>
-                <w:color w:val="7030A0"/>
-                <w:spacing w:val="12"/>
-                <w:sz w:val="24"/>
-                <w:szCs w:val="24"/>
-                <w:lang w:val="es-ES"/>
-              </w:rPr>
-              <w:t xml:space="preserve"> {{MULTAS_CREDITO}}</w:t>
+              <w:t>{{MULTAS_CREDITO}}</w:t>
             </w:r>
             <w:r>
               <w:rPr>
@@ -1343,17 +1355,7 @@
                 <w:sz w:val="24"/>
                 <w:szCs w:val="24"/>
               </w:rPr>
-              <w:t xml:space="preserve"> el artículo 115, </w:t>
-            </w:r>
-            <w:r>
-              <w:rPr>
-                <w:rFonts w:ascii="Montserrat" w:hAnsi="Montserrat" w:cs="Arial"/>
-                <w:spacing w:val="12"/>
-                <w:sz w:val="24"/>
-                <w:szCs w:val="24"/>
-              </w:rPr>
-              <w:lastRenderedPageBreak/>
-              <w:t xml:space="preserve">fracción I del Código Fiscal del Estado de Zacatecas y sus Municipios, asumiendo que </w:t>
+              <w:t xml:space="preserve"> el artículo 115, fracción I del Código Fiscal del Estado de Zacatecas y sus Municipios, asumiendo que </w:t>
             </w:r>
             <w:r>
               <w:rPr>
@@ -1412,6 +1414,7 @@
           <w:rFonts w:ascii="Montserrat" w:hAnsi="Montserrat" w:cs="Arial"/>
           <w:spacing w:val="12"/>
         </w:rPr>
+        <w:lastRenderedPageBreak/>
         <w:t xml:space="preserve">Asimismo, se tiene por señalada como autoridad fiscal responsable de los actos y omisiones a la </w:t>
       </w:r>
       <w:r>
@@ -1889,7 +1892,6 @@
           <w:rFonts w:ascii="Montserrat" w:hAnsi="Montserrat" w:cs="Arial"/>
           <w:spacing w:val="12"/>
         </w:rPr>
-        <w:lastRenderedPageBreak/>
         <w:t>Si considera que los mismos resultan o no violatorios de los derechos de la persona contribuyente, exponiendo sus antecedentes, fundamentos, razones o motivos que justifiquen la emisión y, en su caso, subsistencia de éstos.</w:t>
       </w:r>
     </w:p>
@@ -1923,6 +1925,7 @@
           <w:bCs/>
           <w:spacing w:val="12"/>
         </w:rPr>
+        <w:lastRenderedPageBreak/>
         <w:t>Indique</w:t>
       </w:r>
       <w:r>
@@ -2233,7 +2236,15 @@
           <w:rFonts w:ascii="Montserrat" w:hAnsi="Montserrat" w:cs="Arial"/>
           <w:spacing w:val="12"/>
         </w:rPr>
-        <w:t xml:space="preserve">A efecto de dar cabal cumplimiento al requerimiento efectuado en este acuerdo, la autoridad fiscal responsable deberá rendir su informe en el tiempo y la forma señalados y entregarlo en las oficinas que ocupa la Comisión Estatal de la Defensa del Contribuyente ubicadas </w:t>
+        <w:t xml:space="preserve">A efecto de dar cabal cumplimiento al requerimiento efectuado en este acuerdo, la autoridad fiscal responsable deberá rendir su informe en el tiempo y la forma señalados y entregarlo en las oficinas que ocupa la </w:t>
+      </w:r>
+      <w:r>
+        <w:rPr>
+          <w:rFonts w:ascii="Montserrat" w:hAnsi="Montserrat" w:cs="Arial"/>
+          <w:spacing w:val="12"/>
+        </w:rPr>
+        <w:lastRenderedPageBreak/>
+        <w:t xml:space="preserve">Comisión Estatal de la Defensa del Contribuyente ubicadas </w:t>
       </w:r>
       <w:r>
         <w:rPr>

--- a/api/src/main/resources/plantillas/plantilla_queja_ari.docx
+++ b/api/src/main/resources/plantillas/plantilla_queja_ari.docx
@@ -2557,25 +2557,7 @@
         <w:rPr>
           <w:rFonts w:ascii="Montserrat" w:hAnsi="Montserrat" w:cs="Arial"/>
         </w:rPr>
-        <w:t xml:space="preserve">* </w:t>
-      </w:r>
-      <w:r>
-        <w:rPr>
-          <w:rFonts w:ascii="Montserrat" w:hAnsi="Montserrat" w:cs="Arial"/>
-        </w:rPr>
-        <w:t>JDRS</w:t>
-      </w:r>
-      <w:r>
-        <w:rPr>
-          <w:rFonts w:ascii="Montserrat" w:hAnsi="Montserrat" w:cs="Arial"/>
-        </w:rPr>
-        <w:t>/cioe</w:t>
-      </w:r>
-      <w:r>
-        <w:rPr>
-          <w:rFonts w:ascii="Montserrat" w:hAnsi="Montserrat" w:cs="Arial"/>
-        </w:rPr>
-        <w:t>.</w:t>
+        <w:t>{{ABREVIATURA_FIRMANTE}}</w:t>
       </w:r>
     </w:p>
     <w:sectPr>
